--- a/resources/week-01/W1L4 - About Me Paragraph.docx
+++ b/resources/week-01/W1L4 - About Me Paragraph.docx
@@ -109,108 +109,6 @@
         <w:spacing w:after="150"/>
       </w:pPr>
     </w:p>
-    <w:tbl>
-      <w:tblPr>
-        <w:tblW w:type="pct" w:w="100%"/>
-        <w:tblBorders>
-          <w:top w:val="single" w:color="EE0000" w:sz="6"/>
-          <w:left w:val="single" w:color="EE0000" w:sz="6"/>
-          <w:bottom w:val="single" w:color="EE0000" w:sz="6"/>
-          <w:right w:val="single" w:color="EE0000" w:sz="6"/>
-          <w:insideH w:val="single" w:color="auto" w:sz="4"/>
-          <w:insideV w:val="single" w:color="auto" w:sz="4"/>
-        </w:tblBorders>
-      </w:tblPr>
-      <w:tblGrid>
-        <w:gridCol w:w="100"/>
-      </w:tblGrid>
-      <w:tr>
-        <w:tc>
-          <w:tcPr>
-            <w:shd w:fill="F2F2F2" w:color="auto" w:val="clear"/>
-            <w:tcMar>
-              <w:top w:type="dxa" w:w="120"/>
-              <w:left w:type="dxa" w:w="160"/>
-              <w:bottom w:type="dxa" w:w="120"/>
-              <w:right w:type="dxa" w:w="160"/>
-            </w:tcMar>
-          </w:tcPr>
-          <w:p>
-            <w:pPr>
-              <w:spacing w:after="80"/>
-            </w:pPr>
-            <w:r>
-              <w:rPr>
-                <w:rFonts w:ascii="Times New Roman" w:cs="Times New Roman" w:eastAsia="Times New Roman" w:hAnsi="Times New Roman"/>
-                <w:b/>
-                <w:bCs/>
-                <w:color w:val="EE0000"/>
-                <w:sz w:val="22"/>
-                <w:szCs w:val="22"/>
-              </w:rPr>
-              <w:t xml:space="preserve">Sentence starters — use these if you're not sure where to begin:</w:t>
-            </w:r>
-          </w:p>
-          <w:p>
-            <w:pPr>
-              <w:spacing w:after="60"/>
-            </w:pPr>
-            <w:r>
-              <w:rPr>
-                <w:rFonts w:ascii="Times New Roman" w:cs="Times New Roman" w:eastAsia="Times New Roman" w:hAnsi="Times New Roman"/>
-                <w:sz w:val="21"/>
-                <w:szCs w:val="21"/>
-              </w:rPr>
-              <w:t xml:space="preserve">"Hi, my name is ____ and I am a Grade 9 student at ____."</w:t>
-            </w:r>
-          </w:p>
-          <w:p>
-            <w:pPr>
-              <w:spacing w:after="60"/>
-            </w:pPr>
-            <w:r>
-              <w:rPr>
-                <w:rFonts w:ascii="Times New Roman" w:cs="Times New Roman" w:eastAsia="Times New Roman" w:hAnsi="Times New Roman"/>
-                <w:sz w:val="21"/>
-                <w:szCs w:val="21"/>
-              </w:rPr>
-              <w:t xml:space="preserve">"This year, I'm excited to learn ____ because ____."</w:t>
-            </w:r>
-          </w:p>
-          <w:p>
-            <w:pPr>
-              <w:spacing w:after="60"/>
-            </w:pPr>
-            <w:r>
-              <w:rPr>
-                <w:rFonts w:ascii="Times New Roman" w:cs="Times New Roman" w:eastAsia="Times New Roman" w:hAnsi="Times New Roman"/>
-                <w:sz w:val="21"/>
-                <w:szCs w:val="21"/>
-              </w:rPr>
-              <w:t xml:space="preserve">"In my free time, I like to ____."</w:t>
-            </w:r>
-          </w:p>
-          <w:p>
-            <w:pPr>
-              <w:spacing w:after="60"/>
-            </w:pPr>
-            <w:r>
-              <w:rPr>
-                <w:rFonts w:ascii="Times New Roman" w:cs="Times New Roman" w:eastAsia="Times New Roman" w:hAnsi="Times New Roman"/>
-                <w:sz w:val="21"/>
-                <w:szCs w:val="21"/>
-              </w:rPr>
-              <w:t xml:space="preserve">"One thing I hope to build or create this year is ____."</w:t>
-            </w:r>
-          </w:p>
-        </w:tc>
-      </w:tr>
-    </w:tbl>
-    <w:p>
-      <w:pPr>
-        <w:spacing w:after="200"/>
-      </w:pPr>
-    </w:p>
     <w:p>
       <w:pPr>
         <w:spacing w:after="120"/>
@@ -228,176 +126,9 @@
     </w:p>
     <w:p>
       <w:pPr>
-        <w:spacing w:after="500"/>
-      </w:pPr>
-    </w:p>
-    <w:p>
-      <w:pPr>
-        <w:spacing w:after="120"/>
-      </w:pPr>
-      <w:r>
-        <w:rPr>
-          <w:rFonts w:ascii="Times New Roman" w:cs="Times New Roman" w:eastAsia="Times New Roman" w:hAnsi="Times New Roman"/>
-          <w:b/>
-          <w:bCs/>
-          <w:sz w:val="22"/>
-          <w:szCs w:val="22"/>
-        </w:rPr>
-        <w:t xml:space="preserve">Worked example — here's what a finished version could look like:</w:t>
-      </w:r>
-    </w:p>
-    <w:p>
-      <w:pPr>
-        <w:spacing w:after="80"/>
-      </w:pPr>
-    </w:p>
-    <w:tbl>
-      <w:tblPr>
-        <w:tblW w:type="pct" w:w="100%"/>
-        <w:tblBorders>
-          <w:top w:val="single" w:color="000000" w:sz="4"/>
-          <w:left w:val="single" w:color="000000" w:sz="4"/>
-          <w:bottom w:val="single" w:color="000000" w:sz="4"/>
-          <w:right w:val="single" w:color="000000" w:sz="4"/>
-          <w:insideH w:val="single" w:color="auto" w:sz="4"/>
-          <w:insideV w:val="single" w:color="auto" w:sz="4"/>
-        </w:tblBorders>
-      </w:tblPr>
-      <w:tblGrid>
-        <w:gridCol w:w="100"/>
-      </w:tblGrid>
-      <w:tr>
-        <w:tc>
-          <w:tcPr>
-            <w:shd w:fill="0F172A" w:color="auto" w:val="clear"/>
-            <w:tcMar>
-              <w:top w:type="dxa" w:w="120"/>
-              <w:left w:type="dxa" w:w="160"/>
-              <w:bottom w:type="dxa" w:w="120"/>
-              <w:right w:type="dxa" w:w="160"/>
-            </w:tcMar>
-          </w:tcPr>
-          <w:p>
-            <w:r>
-              <w:rPr>
-                <w:rFonts w:ascii="Consolas" w:cs="Consolas" w:eastAsia="Consolas" w:hAnsi="Consolas"/>
-                <w:color w:val="E2E8F0"/>
-                <w:sz w:val="20"/>
-                <w:szCs w:val="20"/>
-              </w:rPr>
-              <w:t xml:space="preserve">&lt;h1&gt;Hi, I'm Sara&lt;/h1&gt;</w:t>
-            </w:r>
-          </w:p>
-          <w:p>
-            <w:r>
-              <w:rPr>
-                <w:rFonts w:ascii="Consolas" w:cs="Consolas" w:eastAsia="Consolas" w:hAnsi="Consolas"/>
-                <w:color w:val="E2E8F0"/>
-                <w:sz w:val="20"/>
-                <w:szCs w:val="20"/>
-              </w:rPr>
-              <w:t xml:space="preserve">&lt;p&gt;I'm a Grade 9 student learning web design this term.</w:t>
-            </w:r>
-          </w:p>
-          <w:p>
-            <w:r>
-              <w:rPr>
-                <w:rFonts w:ascii="Consolas" w:cs="Consolas" w:eastAsia="Consolas" w:hAnsi="Consolas"/>
-                <w:color w:val="E2E8F0"/>
-                <w:sz w:val="20"/>
-                <w:szCs w:val="20"/>
-              </w:rPr>
-              <w:t xml:space="preserve">In my free time, I like to draw and play basketball.</w:t>
-            </w:r>
-          </w:p>
-          <w:p>
-            <w:r>
-              <w:rPr>
-                <w:rFonts w:ascii="Consolas" w:cs="Consolas" w:eastAsia="Consolas" w:hAnsi="Consolas"/>
-                <w:color w:val="E2E8F0"/>
-                <w:sz w:val="20"/>
-                <w:szCs w:val="20"/>
-              </w:rPr>
-              <w:t xml:space="preserve">I'm excited to build my own website and learn how to</w:t>
-            </w:r>
-          </w:p>
-          <w:p>
-            <w:r>
-              <w:rPr>
-                <w:rFonts w:ascii="Consolas" w:cs="Consolas" w:eastAsia="Consolas" w:hAnsi="Consolas"/>
-                <w:color w:val="E2E8F0"/>
-                <w:sz w:val="20"/>
-                <w:szCs w:val="20"/>
-              </w:rPr>
-              <w:t xml:space="preserve">create things with code!&lt;/p&gt;</w:t>
-            </w:r>
-          </w:p>
-        </w:tc>
-      </w:tr>
-    </w:tbl>
-    <w:p>
-      <w:pPr>
-        <w:spacing w:after="200"/>
-      </w:pPr>
-    </w:p>
-    <w:tbl>
-      <w:tblPr>
-        <w:tblW w:type="pct" w:w="100%"/>
-        <w:tblBorders>
-          <w:top w:val="single" w:color="0070C0" w:sz="6"/>
-          <w:left w:val="single" w:color="0070C0" w:sz="6"/>
-          <w:bottom w:val="single" w:color="0070C0" w:sz="6"/>
-          <w:right w:val="single" w:color="0070C0" w:sz="6"/>
-          <w:insideH w:val="single" w:color="auto" w:sz="4"/>
-          <w:insideV w:val="single" w:color="auto" w:sz="4"/>
-        </w:tblBorders>
-      </w:tblPr>
-      <w:tblGrid>
-        <w:gridCol w:w="100"/>
-      </w:tblGrid>
-      <w:tr>
-        <w:tc>
-          <w:tcPr>
-            <w:shd w:fill="F2F2F2" w:color="auto" w:val="clear"/>
-            <w:tcMar>
-              <w:top w:type="dxa" w:w="120"/>
-              <w:left w:type="dxa" w:w="160"/>
-              <w:bottom w:type="dxa" w:w="120"/>
-              <w:right w:type="dxa" w:w="160"/>
-            </w:tcMar>
-          </w:tcPr>
-          <w:p>
-            <w:pPr>
-              <w:spacing w:after="80"/>
-            </w:pPr>
-            <w:r>
-              <w:rPr>
-                <w:rFonts w:ascii="Times New Roman" w:cs="Times New Roman" w:eastAsia="Times New Roman" w:hAnsi="Times New Roman"/>
-                <w:b/>
-                <w:bCs/>
-                <w:color w:val="0070C0"/>
-                <w:sz w:val="22"/>
-                <w:szCs w:val="22"/>
-              </w:rPr>
-              <w:t xml:space="preserve">Finished early? Try this:</w:t>
-            </w:r>
-          </w:p>
-          <w:p>
-            <w:pPr>
-              <w:spacing w:after="60"/>
-            </w:pPr>
-            <w:r>
-              <w:rPr>
-                <w:rFonts w:ascii="Times New Roman" w:cs="Times New Roman" w:eastAsia="Times New Roman" w:hAnsi="Times New Roman"/>
-                <w:sz w:val="21"/>
-                <w:szCs w:val="21"/>
-              </w:rPr>
-              <w:t xml:space="preserve">Add a second paragraph about your goals for this course, or a second heading introducing a hobby or interest.</w:t>
-            </w:r>
-          </w:p>
-        </w:tc>
-      </w:tr>
-    </w:tbl>
+        <w:spacing w:after="900"/>
+      </w:pPr>
+    </w:p>
     <w:sectPr>
       <w:pgSz w:w="11906" w:h="16838" w:orient="portrait"/>
       <w:pgMar w:top="1440" w:right="1440" w:bottom="1440" w:left="1440" w:header="708" w:footer="708" w:gutter="0"/>
